--- a/CSV108_docx/014_Cybersecurity_and_Privacy_Impact_Assessment.docx
+++ b/CSV108_docx/014_Cybersecurity_and_Privacy_Impact_Assessment.docx
@@ -2619,6 +2619,392 @@
     </w:p>
     <w:p>
       <w:pPr>
+        <w:spacing w:after="120" w:line="300" w:lineRule="auto"/>
+      </w:pPr>
+      <w:r>
+        <w:rPr>
+          <w:rFonts w:ascii="Calibri" w:hAnsi="Calibri"/>
+          <w:b w:val="0"/>
+          <w:i w:val="0"/>
+          <w:color w:val="000000"/>
+          <w:sz w:val="22"/>
+        </w:rPr>
+        <w:t>Security controls shall remain aligned with the validated state. A cybersecurity event is GxP-relevant when it could affect regulated data confidentiality, integrity, availability, auditability, electronic signatures, record retrieval or validated configuration. Privacy review shall be repeated before adding new personal-data fields, external support access paths or cross-border data processing.</w:t>
+      </w:r>
+    </w:p>
+    <w:tbl>
+      <w:tblPr>
+        <w:tblStyle w:val="TableGrid"/>
+        <w:tblW w:type="dxa" w:w="9360"/>
+        <w:tblLayout w:type="fixed"/>
+        <w:tblLook w:firstColumn="1" w:firstRow="1" w:lastColumn="0" w:lastRow="0" w:noHBand="0" w:noVBand="1" w:val="04A0"/>
+        <w:tblInd w:w="120" w:type="dxa"/>
+      </w:tblPr>
+      <w:tblGrid>
+        <w:gridCol w:w="3303"/>
+        <w:gridCol w:w="6057"/>
+      </w:tblGrid>
+      <w:tr>
+        <w:trPr>
+          <w:tblHeader w:val="true"/>
+        </w:trPr>
+        <w:tc>
+          <w:tcPr>
+            <w:tcW w:type="dxa" w:w="3303"/>
+            <w:shd w:fill="E8EEF5"/>
+            <w:vAlign w:val="center"/>
+            <w:tcMar>
+              <w:top w:w="80" w:type="dxa"/>
+              <w:bottom w:w="80" w:type="dxa"/>
+              <w:start w:w="120" w:type="dxa"/>
+              <w:end w:w="120" w:type="dxa"/>
+            </w:tcMar>
+          </w:tcPr>
+          <w:p>
+            <w:pPr>
+              <w:spacing w:after="0" w:line="276" w:lineRule="auto"/>
+              <w:jc w:val="left"/>
+            </w:pPr>
+            <w:r/>
+            <w:r>
+              <w:rPr>
+                <w:rFonts w:ascii="Calibri" w:hAnsi="Calibri"/>
+                <w:b/>
+                <w:color w:val="000000"/>
+                <w:sz w:val="19"/>
+              </w:rPr>
+              <w:t>Monitoring area</w:t>
+            </w:r>
+          </w:p>
+        </w:tc>
+        <w:tc>
+          <w:tcPr>
+            <w:tcW w:type="dxa" w:w="6057"/>
+            <w:shd w:fill="E8EEF5"/>
+            <w:vAlign w:val="center"/>
+            <w:tcMar>
+              <w:top w:w="80" w:type="dxa"/>
+              <w:bottom w:w="80" w:type="dxa"/>
+              <w:start w:w="120" w:type="dxa"/>
+              <w:end w:w="120" w:type="dxa"/>
+            </w:tcMar>
+          </w:tcPr>
+          <w:p>
+            <w:pPr>
+              <w:spacing w:after="0" w:line="276" w:lineRule="auto"/>
+              <w:jc w:val="left"/>
+            </w:pPr>
+            <w:r/>
+            <w:r>
+              <w:rPr>
+                <w:rFonts w:ascii="Calibri" w:hAnsi="Calibri"/>
+                <w:b/>
+                <w:color w:val="000000"/>
+                <w:sz w:val="19"/>
+              </w:rPr>
+              <w:t>Required operating evidence</w:t>
+            </w:r>
+          </w:p>
+        </w:tc>
+      </w:tr>
+      <w:tr>
+        <w:tc>
+          <w:tcPr>
+            <w:tcW w:type="dxa" w:w="3303"/>
+            <w:vAlign w:val="center"/>
+            <w:tcMar>
+              <w:top w:w="80" w:type="dxa"/>
+              <w:bottom w:w="80" w:type="dxa"/>
+              <w:start w:w="120" w:type="dxa"/>
+              <w:end w:w="120" w:type="dxa"/>
+            </w:tcMar>
+          </w:tcPr>
+          <w:p>
+            <w:pPr>
+              <w:spacing w:after="0" w:line="276" w:lineRule="auto"/>
+              <w:jc w:val="left"/>
+            </w:pPr>
+            <w:r/>
+            <w:r>
+              <w:rPr>
+                <w:rFonts w:ascii="Calibri" w:hAnsi="Calibri"/>
+                <w:b w:val="0"/>
+                <w:color w:val="000000"/>
+                <w:sz w:val="19"/>
+              </w:rPr>
+              <w:t>Privileged/vendor access</w:t>
+            </w:r>
+          </w:p>
+        </w:tc>
+        <w:tc>
+          <w:tcPr>
+            <w:tcW w:type="dxa" w:w="6057"/>
+            <w:vAlign w:val="center"/>
+            <w:tcMar>
+              <w:top w:w="80" w:type="dxa"/>
+              <w:bottom w:w="80" w:type="dxa"/>
+              <w:start w:w="120" w:type="dxa"/>
+              <w:end w:w="120" w:type="dxa"/>
+            </w:tcMar>
+          </w:tcPr>
+          <w:p>
+            <w:pPr>
+              <w:spacing w:after="0" w:line="276" w:lineRule="auto"/>
+              <w:jc w:val="left"/>
+            </w:pPr>
+            <w:r/>
+            <w:r>
+              <w:rPr>
+                <w:rFonts w:ascii="Calibri" w:hAnsi="Calibri"/>
+                <w:b w:val="0"/>
+                <w:color w:val="000000"/>
+                <w:sz w:val="19"/>
+              </w:rPr>
+              <w:t>Approved access window, session log and post-session review</w:t>
+            </w:r>
+          </w:p>
+        </w:tc>
+      </w:tr>
+      <w:tr>
+        <w:tc>
+          <w:tcPr>
+            <w:tcW w:type="dxa" w:w="3303"/>
+            <w:vAlign w:val="center"/>
+            <w:tcMar>
+              <w:top w:w="80" w:type="dxa"/>
+              <w:bottom w:w="80" w:type="dxa"/>
+              <w:start w:w="120" w:type="dxa"/>
+              <w:end w:w="120" w:type="dxa"/>
+            </w:tcMar>
+          </w:tcPr>
+          <w:p>
+            <w:pPr>
+              <w:spacing w:after="0" w:line="276" w:lineRule="auto"/>
+              <w:jc w:val="left"/>
+            </w:pPr>
+            <w:r/>
+            <w:r>
+              <w:rPr>
+                <w:rFonts w:ascii="Calibri" w:hAnsi="Calibri"/>
+                <w:b w:val="0"/>
+                <w:color w:val="000000"/>
+                <w:sz w:val="19"/>
+              </w:rPr>
+              <w:t>Vulnerability management</w:t>
+            </w:r>
+          </w:p>
+        </w:tc>
+        <w:tc>
+          <w:tcPr>
+            <w:tcW w:type="dxa" w:w="6057"/>
+            <w:vAlign w:val="center"/>
+            <w:tcMar>
+              <w:top w:w="80" w:type="dxa"/>
+              <w:bottom w:w="80" w:type="dxa"/>
+              <w:start w:w="120" w:type="dxa"/>
+              <w:end w:w="120" w:type="dxa"/>
+            </w:tcMar>
+          </w:tcPr>
+          <w:p>
+            <w:pPr>
+              <w:spacing w:after="0" w:line="276" w:lineRule="auto"/>
+              <w:jc w:val="left"/>
+            </w:pPr>
+            <w:r/>
+            <w:r>
+              <w:rPr>
+                <w:rFonts w:ascii="Calibri" w:hAnsi="Calibri"/>
+                <w:b w:val="0"/>
+                <w:color w:val="000000"/>
+                <w:sz w:val="19"/>
+              </w:rPr>
+              <w:t>Critical/high vulnerability assessment, patch decision and change record</w:t>
+            </w:r>
+          </w:p>
+        </w:tc>
+      </w:tr>
+      <w:tr>
+        <w:tc>
+          <w:tcPr>
+            <w:tcW w:type="dxa" w:w="3303"/>
+            <w:vAlign w:val="center"/>
+            <w:tcMar>
+              <w:top w:w="80" w:type="dxa"/>
+              <w:bottom w:w="80" w:type="dxa"/>
+              <w:start w:w="120" w:type="dxa"/>
+              <w:end w:w="120" w:type="dxa"/>
+            </w:tcMar>
+          </w:tcPr>
+          <w:p>
+            <w:pPr>
+              <w:spacing w:after="0" w:line="276" w:lineRule="auto"/>
+              <w:jc w:val="left"/>
+            </w:pPr>
+            <w:r/>
+            <w:r>
+              <w:rPr>
+                <w:rFonts w:ascii="Calibri" w:hAnsi="Calibri"/>
+                <w:b w:val="0"/>
+                <w:color w:val="000000"/>
+                <w:sz w:val="19"/>
+              </w:rPr>
+              <w:t>Security event review</w:t>
+            </w:r>
+          </w:p>
+        </w:tc>
+        <w:tc>
+          <w:tcPr>
+            <w:tcW w:type="dxa" w:w="6057"/>
+            <w:vAlign w:val="center"/>
+            <w:tcMar>
+              <w:top w:w="80" w:type="dxa"/>
+              <w:bottom w:w="80" w:type="dxa"/>
+              <w:start w:w="120" w:type="dxa"/>
+              <w:end w:w="120" w:type="dxa"/>
+            </w:tcMar>
+          </w:tcPr>
+          <w:p>
+            <w:pPr>
+              <w:spacing w:after="0" w:line="276" w:lineRule="auto"/>
+              <w:jc w:val="left"/>
+            </w:pPr>
+            <w:r/>
+            <w:r>
+              <w:rPr>
+                <w:rFonts w:ascii="Calibri" w:hAnsi="Calibri"/>
+                <w:b w:val="0"/>
+                <w:color w:val="000000"/>
+                <w:sz w:val="19"/>
+              </w:rPr>
+              <w:t>SIEM alert disposition and GxP impact assessment where relevant</w:t>
+            </w:r>
+          </w:p>
+        </w:tc>
+      </w:tr>
+      <w:tr>
+        <w:tc>
+          <w:tcPr>
+            <w:tcW w:type="dxa" w:w="3303"/>
+            <w:vAlign w:val="center"/>
+            <w:tcMar>
+              <w:top w:w="80" w:type="dxa"/>
+              <w:bottom w:w="80" w:type="dxa"/>
+              <w:start w:w="120" w:type="dxa"/>
+              <w:end w:w="120" w:type="dxa"/>
+            </w:tcMar>
+          </w:tcPr>
+          <w:p>
+            <w:pPr>
+              <w:spacing w:after="0" w:line="276" w:lineRule="auto"/>
+              <w:jc w:val="left"/>
+            </w:pPr>
+            <w:r/>
+            <w:r>
+              <w:rPr>
+                <w:rFonts w:ascii="Calibri" w:hAnsi="Calibri"/>
+                <w:b w:val="0"/>
+                <w:color w:val="000000"/>
+                <w:sz w:val="19"/>
+              </w:rPr>
+              <w:t>Certificate/key management</w:t>
+            </w:r>
+          </w:p>
+        </w:tc>
+        <w:tc>
+          <w:tcPr>
+            <w:tcW w:type="dxa" w:w="6057"/>
+            <w:vAlign w:val="center"/>
+            <w:tcMar>
+              <w:top w:w="80" w:type="dxa"/>
+              <w:bottom w:w="80" w:type="dxa"/>
+              <w:start w:w="120" w:type="dxa"/>
+              <w:end w:w="120" w:type="dxa"/>
+            </w:tcMar>
+          </w:tcPr>
+          <w:p>
+            <w:pPr>
+              <w:spacing w:after="0" w:line="276" w:lineRule="auto"/>
+              <w:jc w:val="left"/>
+            </w:pPr>
+            <w:r/>
+            <w:r>
+              <w:rPr>
+                <w:rFonts w:ascii="Calibri" w:hAnsi="Calibri"/>
+                <w:b w:val="0"/>
+                <w:color w:val="000000"/>
+                <w:sz w:val="19"/>
+              </w:rPr>
+              <w:t>Expiry inventory, renewal change and successful interface test</w:t>
+            </w:r>
+          </w:p>
+        </w:tc>
+      </w:tr>
+      <w:tr>
+        <w:tc>
+          <w:tcPr>
+            <w:tcW w:type="dxa" w:w="3303"/>
+            <w:vAlign w:val="center"/>
+            <w:tcMar>
+              <w:top w:w="80" w:type="dxa"/>
+              <w:bottom w:w="80" w:type="dxa"/>
+              <w:start w:w="120" w:type="dxa"/>
+              <w:end w:w="120" w:type="dxa"/>
+            </w:tcMar>
+          </w:tcPr>
+          <w:p>
+            <w:pPr>
+              <w:spacing w:after="0" w:line="276" w:lineRule="auto"/>
+              <w:jc w:val="left"/>
+            </w:pPr>
+            <w:r/>
+            <w:r>
+              <w:rPr>
+                <w:rFonts w:ascii="Calibri" w:hAnsi="Calibri"/>
+                <w:b w:val="0"/>
+                <w:color w:val="000000"/>
+                <w:sz w:val="19"/>
+              </w:rPr>
+              <w:t>Privacy minimisation</w:t>
+            </w:r>
+          </w:p>
+        </w:tc>
+        <w:tc>
+          <w:tcPr>
+            <w:tcW w:type="dxa" w:w="6057"/>
+            <w:vAlign w:val="center"/>
+            <w:tcMar>
+              <w:top w:w="80" w:type="dxa"/>
+              <w:bottom w:w="80" w:type="dxa"/>
+              <w:start w:w="120" w:type="dxa"/>
+              <w:end w:w="120" w:type="dxa"/>
+            </w:tcMar>
+          </w:tcPr>
+          <w:p>
+            <w:pPr>
+              <w:spacing w:after="0" w:line="276" w:lineRule="auto"/>
+              <w:jc w:val="left"/>
+            </w:pPr>
+            <w:r/>
+            <w:r>
+              <w:rPr>
+                <w:rFonts w:ascii="Calibri" w:hAnsi="Calibri"/>
+                <w:b w:val="0"/>
+                <w:color w:val="000000"/>
+                <w:sz w:val="19"/>
+              </w:rPr>
+              <w:t>Approved user-data fields and access/export justification</w:t>
+            </w:r>
+          </w:p>
+        </w:tc>
+      </w:tr>
+    </w:tbl>
+    <w:p>
+      <w:pPr>
+        <w:spacing w:after="80"/>
+      </w:pPr>
+    </w:p>
+    <w:p>
+      <w:pPr>
         <w:pStyle w:val="Heading1"/>
       </w:pPr>
       <w:r>
